--- a/tests/fixtures/parsing/dev/c_table_skills_var1.docx
+++ b/tests/fixtures/parsing/dev/c_table_skills_var1.docx
@@ -20,7 +20,7 @@
           <w:sz w:val="19"/>
           <w:szCs w:val="19"/>
         </w:rPr>
-        <w:t xml:space="preserve">pooja.rao@example.com  |  +91 98447 88514  |  https://github.com/poojarao48  |  https://linkedin.com/in/poojarao48</w:t>
+        <w:t xml:space="preserve">pooja.rao@example.com  |  +91 98447 88514  |  https://github.com/poojarao48  |  https://linkedin.com/in/poojarao48  |  https://poojarao48.dev</w:t>
       </w:r>
     </w:p>
     <w:p>
